--- a/docs/VeriVote_8Week_Roadmap_WithDates.docx
+++ b/docs/VeriVote_8Week_Roadmap_WithDates.docx
@@ -61,7 +61,7 @@
     </w:p>
     <w:p>
       <w:r>
-        <w:t>This roadmap outlines an aggressive but achievable 8-week development plan for VeriVote Kenya. This modified version prioritizes a web-first approach, building API endpoints that can later be consumed by mobile applications.</w:t>
+        <w:t>This roadmap outlines an 8-week development plan for VeriVote Kenya — a sovereign hybrid electronic voting system built for Kenya. The system is designed for full national independence: all AI inference, encryption, and data processing run on-premise with zero dependency on foreign APIs or cloud platforms. Week 6 delivers a locally-deployed AI fraud detection layer (Isolation Forest + Llama 3.2 via Ollama) that operates fully air-gapped, directly addressing NIRU judging criteria A2 (National Self-Reliance) and Final Stage Criterion 2 (National Sovereignty).</w:t>
       </w:r>
     </w:p>
     <w:p/>
@@ -2000,8 +2000,7 @@
         <w:pStyle w:val="Heading2"/>
       </w:pPr>
       <w:r>
-        <w:lastRenderedPageBreak/>
-        <w:t>Week 6: AI Security Layer &amp; Advanced Features (Mar 2-8, 2026)</w:t>
+        <w:t>Week 6: Sovereign AI Security Layer &amp; Tallying (Mar 2-8, 2026)</w:t>
       </w:r>
     </w:p>
     <w:p>
@@ -2009,74 +2008,80 @@
         <w:rPr>
           <w:b/>
         </w:rPr>
-        <w:t xml:space="preserve">Goal: </w:t>
-      </w:r>
-      <w:r>
-        <w:t>Implement AI fraud detection and voting pattern analysis</w:t>
-      </w:r>
+        <w:t>Goal: Implement locally-deployed AI fraud detection with full data sovereignty — no voter data leaves Kenyan infrastructure</w:t>
+      </w:r>
+      <w:r/>
     </w:p>
     <w:p>
       <w:pPr>
         <w:pStyle w:val="Heading3"/>
       </w:pPr>
       <w:r>
-        <w:t>Day 36-38: Anomaly Detection System (Mar 2-4)</w:t>
-      </w:r>
-    </w:p>
-    <w:p>
-      <w:pPr>
-        <w:pStyle w:val="ListBullet"/>
-      </w:pPr>
-      <w:r>
-        <w:t>Set up Python service for AI models (FastAPI)</w:t>
-      </w:r>
-    </w:p>
-    <w:p>
-      <w:pPr>
-        <w:pStyle w:val="ListBullet"/>
-      </w:pPr>
-      <w:r>
-        <w:t>Install scikit-learn and create Isolation Forest model</w:t>
-      </w:r>
-    </w:p>
-    <w:p>
-      <w:pPr>
-        <w:pStyle w:val="ListBullet"/>
-      </w:pPr>
-      <w:r>
-        <w:t>Generate synthetic training data (simulate fraud patterns)</w:t>
-      </w:r>
-    </w:p>
-    <w:p>
-      <w:pPr>
-        <w:pStyle w:val="ListBullet"/>
-      </w:pPr>
-      <w:r>
-        <w:t>Train model on: voting velocity, temporal patterns, geographic clustering</w:t>
-      </w:r>
-    </w:p>
-    <w:p>
-      <w:pPr>
-        <w:pStyle w:val="ListBullet"/>
-      </w:pPr>
-      <w:r>
-        <w:t>Create API endpoint: POST /api/ai/analyze-voting-pattern</w:t>
-      </w:r>
-    </w:p>
-    <w:p>
-      <w:pPr>
-        <w:pStyle w:val="ListBullet"/>
-      </w:pPr>
-      <w:r>
-        <w:t>Implement real-time scoring (0-100 anomaly score)</w:t>
-      </w:r>
-    </w:p>
-    <w:p>
-      <w:pPr>
-        <w:pStyle w:val="ListBullet"/>
-      </w:pPr>
-      <w:r>
-        <w:t>Build alerting system for scores &gt; 70</w:t>
+        <w:t>Day 36-38: Anomaly Detection &amp; Rule Engine (Mar 2-4)</w:t>
+      </w:r>
+    </w:p>
+    <w:p>
+      <w:pPr>
+        <w:pStyle w:val="ListBullet"/>
+      </w:pPr>
+      <w:r>
+        <w:t>Set up Python microservice for AI models (FastAPI) — runs fully on-premise</w:t>
+      </w:r>
+    </w:p>
+    <w:p>
+      <w:pPr>
+        <w:pStyle w:val="ListBullet"/>
+      </w:pPr>
+      <w:r>
+        <w:t>Install scikit-learn, numpy, pandas; create Isolation Forest anomaly detector</w:t>
+      </w:r>
+    </w:p>
+    <w:p>
+      <w:pPr>
+        <w:pStyle w:val="ListBullet"/>
+      </w:pPr>
+      <w:r>
+        <w:t>Generate synthetic Kenyan election training data (simulate fraud patterns locally)</w:t>
+      </w:r>
+    </w:p>
+    <w:p>
+      <w:pPr>
+        <w:pStyle w:val="ListBullet"/>
+      </w:pPr>
+      <w:r>
+        <w:t>Train model on 5 features: voting_velocity, temporal_deviation, geographic_cluster_score, repeat_attempt_rate, distress_correlation</w:t>
+      </w:r>
+    </w:p>
+    <w:p>
+      <w:pPr>
+        <w:pStyle w:val="ListBullet"/>
+      </w:pPr>
+      <w:r>
+        <w:t>Create API endpoint: POST /api/ai/analyze-voting-pattern → returns anomaly_score 0–100</w:t>
+      </w:r>
+    </w:p>
+    <w:p>
+      <w:pPr>
+        <w:pStyle w:val="ListBullet"/>
+      </w:pPr>
+      <w:r>
+        <w:t>Build deterministic rule engine (fully auditable): 3+ distress votes same station/30min → CRITICAL; velocity &gt; 3× average → HIGH</w:t>
+      </w:r>
+    </w:p>
+    <w:p>
+      <w:pPr>
+        <w:pStyle w:val="ListBullet"/>
+      </w:pPr>
+      <w:r>
+        <w:t>Implement alerting: score &gt; 70 triggers alert pipeline; all decisions logged with feature values for audit (D2 Transparency)</w:t>
+      </w:r>
+    </w:p>
+    <w:p>
+      <w:pPr>
+        <w:pStyle w:val="ListBullet"/>
+      </w:pPr>
+      <w:r>
+        <w:t xml:space="preserve">No external API calls at any stage — entire detection pipeline runs on local Kenyan infrastructure (A2 National Self-Reliance)</w:t>
       </w:r>
     </w:p>
     <w:p>
@@ -2084,47 +2089,63 @@
         <w:pStyle w:val="Heading3"/>
       </w:pPr>
       <w:r>
-        <w:t>Day 39-40: OpenAI Integration (Mar 5-6)</w:t>
-      </w:r>
-    </w:p>
-    <w:p>
-      <w:pPr>
-        <w:pStyle w:val="ListBullet"/>
-      </w:pPr>
-      <w:r>
-        <w:t>Set up OpenAI API integration (GPT-4o-mini)</w:t>
-      </w:r>
-    </w:p>
-    <w:p>
-      <w:pPr>
-        <w:pStyle w:val="ListBullet"/>
-      </w:pPr>
-      <w:r>
-        <w:t>Create prompt templates for anomaly explanation</w:t>
-      </w:r>
-    </w:p>
-    <w:p>
-      <w:pPr>
-        <w:pStyle w:val="ListBullet"/>
-      </w:pPr>
-      <w:r>
-        <w:t>Generate human-readable alerts for election officials</w:t>
-      </w:r>
-    </w:p>
-    <w:p>
-      <w:pPr>
-        <w:pStyle w:val="ListBullet"/>
-      </w:pPr>
-      <w:r>
-        <w:t>Implement contextual risk assessment</w:t>
-      </w:r>
-    </w:p>
-    <w:p>
-      <w:pPr>
-        <w:pStyle w:val="ListBullet"/>
-      </w:pPr>
-      <w:r>
-        <w:t>Build AI security dashboard showing flagged patterns</w:t>
+        <w:t>Day 39-40: Sovereign LLM Integration for Explainability (Mar 5-6)</w:t>
+      </w:r>
+    </w:p>
+    <w:p>
+      <w:pPr>
+        <w:pStyle w:val="ListBullet"/>
+      </w:pPr>
+      <w:r>
+        <w:t>Deploy Ollama locally on hackathon GPU (T4) — open-source LLM runtime, zero data egress</w:t>
+      </w:r>
+    </w:p>
+    <w:p>
+      <w:pPr>
+        <w:pStyle w:val="ListBullet"/>
+      </w:pPr>
+      <w:r>
+        <w:t>Pull Llama 3.2 8B (4-bit quantised, fits in ~5GB VRAM) — no foreign API dependency at runtime</w:t>
+      </w:r>
+    </w:p>
+    <w:p>
+      <w:pPr>
+        <w:pStyle w:val="ListBullet"/>
+      </w:pPr>
+      <w:r>
+        <w:t>Write prompt templates: feed anomaly_score + feature values + rule triggers → Llama → plain-English alert for IEBC officers</w:t>
+      </w:r>
+    </w:p>
+    <w:p>
+      <w:pPr>
+        <w:pStyle w:val="ListBullet"/>
+      </w:pPr>
+      <w:r>
+        <w:t>Generate contextual risk assessment: 'Station X shows 3× normal velocity with 2 distress flags since 14:00 — recommend immediate verification'</w:t>
+      </w:r>
+    </w:p>
+    <w:p>
+      <w:pPr>
+        <w:pStyle w:val="ListBullet"/>
+      </w:pPr>
+      <w:r>
+        <w:t>Build AI security dashboard in admin portal: flagged patterns list, anomaly score trend chart, per-station risk level, LLM alert feed</w:t>
+      </w:r>
+    </w:p>
+    <w:p>
+      <w:pPr>
+        <w:pStyle w:val="ListBullet"/>
+      </w:pPr>
+      <w:r>
+        <w:t xml:space="preserve">All LLM inference logs stored locally — supervisors can reconstruct every explanation (Stage 2 D2 Auditability)</w:t>
+      </w:r>
+    </w:p>
+    <w:p>
+      <w:pPr>
+        <w:pStyle w:val="ListBullet"/>
+      </w:pPr>
+      <w:r>
+        <w:t xml:space="preserve">Sovereignty note: system operates fully air-gapped; no OpenAI / foreign API keys required in production (Final Stage Criterion 2)</w:t>
       </w:r>
     </w:p>
     <w:p>
@@ -2132,63 +2153,71 @@
         <w:pStyle w:val="Heading3"/>
       </w:pPr>
       <w:r>
-        <w:t>Day 41-42: Tallying &amp; Results (Mar 7-8)</w:t>
-      </w:r>
-    </w:p>
-    <w:p>
-      <w:pPr>
-        <w:pStyle w:val="ListBullet"/>
-      </w:pPr>
-      <w:r>
-        <w:t>Implement basic tallying system (count encrypted votes)</w:t>
-      </w:r>
-    </w:p>
-    <w:p>
-      <w:pPr>
-        <w:pStyle w:val="ListBullet"/>
-      </w:pPr>
-      <w:r>
-        <w:t>OR: Use homomorphic addition if SEAL integration complete</w:t>
-      </w:r>
-    </w:p>
-    <w:p>
-      <w:pPr>
-        <w:pStyle w:val="ListBullet"/>
-      </w:pPr>
-      <w:r>
-        <w:t>Create decryption ceremony simulation (threshold cryptography)</w:t>
-      </w:r>
-    </w:p>
-    <w:p>
-      <w:pPr>
-        <w:pStyle w:val="ListBullet"/>
-      </w:pPr>
-      <w:r>
-        <w:t>Build results display page with candidate vote counts</w:t>
-      </w:r>
-    </w:p>
-    <w:p>
-      <w:pPr>
-        <w:pStyle w:val="ListBullet"/>
-      </w:pPr>
-      <w:r>
-        <w:t>Add cryptographic proof of tally correctness</w:t>
-      </w:r>
-    </w:p>
-    <w:p>
-      <w:pPr>
-        <w:pStyle w:val="ListBullet"/>
-      </w:pPr>
-      <w:r>
-        <w:t>Create downloadable audit report (PDF)</w:t>
-      </w:r>
-    </w:p>
-    <w:p>
-      <w:pPr>
-        <w:pStyle w:val="ListBullet"/>
-      </w:pPr>
-      <w:r>
-        <w:t>Include print queue reconciliation in audit</w:t>
+        <w:t>Day 41-42: Decryption Ceremony &amp; Election Results (Mar 7-8)</w:t>
+      </w:r>
+    </w:p>
+    <w:p>
+      <w:pPr>
+        <w:pStyle w:val="ListBullet"/>
+      </w:pPr>
+      <w:r>
+        <w:t>Implement ElGamal decryption ceremony: IEBC admin triggers tally — encrypted votes decrypted in batch using private key held by system</w:t>
+      </w:r>
+    </w:p>
+    <w:p>
+      <w:pPr>
+        <w:pStyle w:val="ListBullet"/>
+      </w:pPr>
+      <w:r>
+        <w:t>NOTE: ElGamal as implemented is multiplicatively homomorphic (not additively); decryption ceremony approach is correct for this stack — SEAL/Paillier upgrade path documented for future</w:t>
+      </w:r>
+    </w:p>
+    <w:p>
+      <w:pPr>
+        <w:pStyle w:val="ListBullet"/>
+      </w:pPr>
+      <w:r>
+        <w:t>Simulate threshold key custody: display ceremony log showing each vote decrypted and counted (auditability demonstration)</w:t>
+      </w:r>
+    </w:p>
+    <w:p>
+      <w:pPr>
+        <w:pStyle w:val="ListBullet"/>
+      </w:pPr>
+      <w:r>
+        <w:t>Build results display page: candidate vote counts, turnout percentage, station-by-station breakdown</w:t>
+      </w:r>
+    </w:p>
+    <w:p>
+      <w:pPr>
+        <w:pStyle w:val="ListBullet"/>
+      </w:pPr>
+      <w:r>
+        <w:t>Add cryptographic proof of tally: SHA-256 hash of full results JSON published on-chain as tamper-evident seal</w:t>
+      </w:r>
+    </w:p>
+    <w:p>
+      <w:pPr>
+        <w:pStyle w:val="ListBullet"/>
+      </w:pPr>
+      <w:r>
+        <w:t>Create downloadable audit report (PDF): tally summary, distress flag count, anomaly alerts fired, AI scores, blockchain TX references</w:t>
+      </w:r>
+    </w:p>
+    <w:p>
+      <w:pPr>
+        <w:pStyle w:val="ListBullet"/>
+      </w:pPr>
+      <w:r>
+        <w:t>Include print queue reconciliation: compare printed ballot count vs digital tally — flag discrepancies</w:t>
+      </w:r>
+    </w:p>
+    <w:p>
+      <w:pPr>
+        <w:pStyle w:val="ListBullet"/>
+      </w:pPr>
+      <w:r>
+        <w:t xml:space="preserve">Sovereignty checkpoint: confirm full election cycle completed with zero foreign API dependencies</w:t>
       </w:r>
     </w:p>
     <w:p/>
@@ -3147,6 +3176,61 @@
       </w:tr>
     </w:tbl>
     <w:p/>
+    <w:p>
+      <w:r>
+        <w:t xml:space="preserve">Backend API:       Node.js 20 + TypeScript + Express.js + Prisma ORM</w:t>
+      </w:r>
+    </w:p>
+    <w:p>
+      <w:r>
+        <w:t xml:space="preserve">Database:          PostgreSQL 16 (primary) + Redis 7 (OTP cache / rate limiting)</w:t>
+      </w:r>
+    </w:p>
+    <w:p>
+      <w:r>
+        <w:t xml:space="preserve">Blockchain:        Hardhat local EVM testnet (Polygon RPC for production); ethers.js; Solidity SBT contract</w:t>
+      </w:r>
+    </w:p>
+    <w:p>
+      <w:r>
+        <w:t xml:space="preserve">Encryption:        ElGamal 2048-bit FFDHE RFC 7919 (vote encryption); Argon2id (PIN hashing); SHA-256 (vote hash)</w:t>
+      </w:r>
+    </w:p>
+    <w:p>
+      <w:r>
+        <w:t xml:space="preserve">Identity / KYC:    Persona (ID document + liveness, inline iframe); WebAuthn / FIDO2 (fingerprint at polling station)</w:t>
+      </w:r>
+    </w:p>
+    <w:p>
+      <w:r>
+        <w:t xml:space="preserve">Frontend:          Next.js 15 + React + Tailwind CSS + Recharts + Socket.IO client</w:t>
+      </w:r>
+    </w:p>
+    <w:p>
+      <w:r>
+        <w:t xml:space="preserve">Real-Time:         Socket.IO (WebSocket + polling fallback) — live vote counter, distress alerts</w:t>
+      </w:r>
+    </w:p>
+    <w:p>
+      <w:r>
+        <w:t xml:space="preserve">Notifications:     Africa's Talking (SMS, Kenyan provider); Nodemailer SMTP (email)</w:t>
+      </w:r>
+    </w:p>
+    <w:p>
+      <w:r>
+        <w:t xml:space="preserve">AI — Detection:    Python FastAPI + scikit-learn Isolation Forest + deterministic rule engine (fully local)</w:t>
+      </w:r>
+    </w:p>
+    <w:p>
+      <w:r>
+        <w:t xml:space="preserve">AI — Explanation:  Ollama + Llama 3.2 8B (locally deployed, 4-bit quantised, GPU T4) — ZERO foreign API dependency</w:t>
+      </w:r>
+    </w:p>
+    <w:p>
+      <w:r>
+        <w:t xml:space="preserve">Sovereignty:       All runtime services run on Kenyan infrastructure; no voter data transmitted abroad</w:t>
+      </w:r>
+    </w:p>
     <w:p>
       <w:pPr>
         <w:pStyle w:val="Heading2"/>
